--- a/markdown_explains/01_Databricks_Tutorial_2025/EXPLANATION_01_6.docx
+++ b/markdown_explains/01_Databricks_Tutorial_2025/EXPLANATION_01_6.docx
@@ -5,52 +5,6 @@
     <w:p/>
     <w:p>
       <w:pPr>
-        <w:rPr>
-          <w:b/>
-          <w:bCs/>
-          <w:sz w:val="44"/>
-          <w:szCs w:val="44"/>
-        </w:rPr>
-      </w:pPr>
-      <w:r>
-        <w:rPr>
-          <w:b/>
-          <w:bCs/>
-          <w:sz w:val="52"/>
-          <w:szCs w:val="52"/>
-        </w:rPr>
-        <w:t>EXPLANATION</w:t>
-      </w:r>
-      <w:r>
-        <w:rPr>
-          <w:b/>
-          <w:bCs/>
-          <w:sz w:val="44"/>
-          <w:szCs w:val="44"/>
-        </w:rPr>
-        <w:t xml:space="preserve"> </w:t>
-      </w:r>
-      <w:r>
-        <w:rPr>
-          <w:b/>
-          <w:bCs/>
-          <w:sz w:val="52"/>
-          <w:szCs w:val="52"/>
-        </w:rPr>
-        <w:t>01.</w:t>
-      </w:r>
-      <w:r>
-        <w:rPr>
-          <w:b/>
-          <w:bCs/>
-          <w:sz w:val="52"/>
-          <w:szCs w:val="52"/>
-        </w:rPr>
-        <w:t>6</w:t>
-      </w:r>
-    </w:p>
-    <w:p>
-      <w:pPr>
         <w:jc w:val="center"/>
         <w:rPr>
           <w:b/>
@@ -310,7 +264,6 @@
     </w:p>
     <w:p>
       <w:r>
-        <w:lastRenderedPageBreak/>
         <w:pict w14:anchorId="57927CE1">
           <v:rect id="_x0000_i1026" style="width:0;height:1.5pt" o:hralign="center" o:hrstd="t" o:hr="t" fillcolor="#a0a0a0" stroked="f"/>
         </w:pict>
@@ -328,6 +281,7 @@
           <w:b/>
           <w:bCs/>
         </w:rPr>
+        <w:lastRenderedPageBreak/>
         <w:t>Basic Architecture</w:t>
       </w:r>
     </w:p>
@@ -645,12 +599,12 @@
           <w:b/>
           <w:bCs/>
         </w:rPr>
+        <w:t>1. Incremental File Processing</w:t>
+      </w:r>
+    </w:p>
+    <w:p>
+      <w:r>
         <w:lastRenderedPageBreak/>
-        <w:t>1. Incremental File Processing</w:t>
-      </w:r>
-    </w:p>
-    <w:p>
-      <w:r>
         <w:t>Auto Loader remembers which files were processed.</w:t>
       </w:r>
     </w:p>
@@ -898,7 +852,6 @@
         <w:spacing w:after="0" w:line="240" w:lineRule="auto"/>
       </w:pPr>
       <w:r>
-        <w:lastRenderedPageBreak/>
         <w:t xml:space="preserve">fault tolerance </w:t>
       </w:r>
     </w:p>
@@ -923,6 +876,7 @@
         <w:spacing w:after="0" w:line="240" w:lineRule="auto"/>
       </w:pPr>
       <w:r>
+        <w:lastRenderedPageBreak/>
         <w:t xml:space="preserve">exactly-once processing </w:t>
       </w:r>
     </w:p>
@@ -1222,7 +1176,6 @@
         <w:pStyle w:val="CODE"/>
       </w:pPr>
       <w:r>
-        <w:lastRenderedPageBreak/>
         <w:t>Raw Files</w:t>
       </w:r>
       <w:r>
@@ -1231,6 +1184,9 @@
       </w:r>
       <w:r>
         <w:br/>
+      </w:r>
+      <w:r>
+        <w:lastRenderedPageBreak/>
         <w:t>Auto Loader</w:t>
       </w:r>
       <w:r>
